--- a/deliverables/第5组_工业安全帽佩戴检测/04.实训总结报告-每人1份/陈瀚鹏_23009201360_学生实训总结报告.docx
+++ b/deliverables/第5组_工业安全帽佩戴检测/04.实训总结报告-每人1份/陈瀚鹏_23009201360_学生实训总结报告.docx
@@ -2531,6 +2531,8 @@
         </w:rPr>
         <w:t>2.4 团队分工</w:t>
       </w:r>
+      <w:bookmarkStart w:id="0" w:name="_GoBack"/>
+      <w:bookmarkEnd w:id="0"/>
     </w:p>
     <w:p>
       <w:pPr>
@@ -2790,14 +2792,16 @@
               <w:spacing w:after="0" w:line="240" w:lineRule="auto"/>
               <w:rPr>
                 <w:rFonts w:hint="default" w:ascii="Times New Roman" w:hAnsi="Times New Roman" w:eastAsia="宋体" w:cs="Times New Roman"/>
+                <w:lang w:val="en-US" w:eastAsia="zh-CN"/>
               </w:rPr>
             </w:pPr>
             <w:r>
               <w:rPr>
-                <w:rFonts w:hint="default" w:ascii="Times New Roman" w:hAnsi="Times New Roman" w:eastAsia="宋体" w:cs="Times New Roman"/>
+                <w:rFonts w:hint="eastAsia" w:ascii="Times New Roman" w:hAnsi="Times New Roman" w:cs="Times New Roman"/>
                 <w:sz w:val="22"/>
+                <w:lang w:val="en-US" w:eastAsia="zh-CN"/>
               </w:rPr>
-              <w:t>请填写</w:t>
+              <w:t>23009290073</w:t>
             </w:r>
           </w:p>
         </w:tc>
@@ -2895,7 +2899,7 @@
                 <w:rFonts w:hint="default" w:ascii="Times New Roman" w:hAnsi="Times New Roman" w:eastAsia="宋体" w:cs="Times New Roman"/>
                 <w:sz w:val="22"/>
               </w:rPr>
-              <w:t>请填写</w:t>
+              <w:t>23009201178</w:t>
             </w:r>
           </w:p>
         </w:tc>
@@ -2993,7 +2997,7 @@
                 <w:rFonts w:hint="default" w:ascii="Times New Roman" w:hAnsi="Times New Roman" w:eastAsia="宋体" w:cs="Times New Roman"/>
                 <w:sz w:val="22"/>
               </w:rPr>
-              <w:t>请填写</w:t>
+              <w:t>22009201263</w:t>
             </w:r>
           </w:p>
         </w:tc>
@@ -3091,7 +3095,7 @@
                 <w:rFonts w:hint="default" w:ascii="Times New Roman" w:hAnsi="Times New Roman" w:eastAsia="宋体" w:cs="Times New Roman"/>
                 <w:sz w:val="22"/>
               </w:rPr>
-              <w:t>请填写</w:t>
+              <w:t>23009201360</w:t>
             </w:r>
           </w:p>
         </w:tc>
@@ -3189,7 +3193,7 @@
                 <w:rFonts w:hint="default" w:ascii="Times New Roman" w:hAnsi="Times New Roman" w:eastAsia="宋体" w:cs="Times New Roman"/>
                 <w:sz w:val="22"/>
               </w:rPr>
-              <w:t>请填写</w:t>
+              <w:t>23009200551</w:t>
             </w:r>
           </w:p>
         </w:tc>
@@ -4007,8 +4011,6 @@
           <w:sz w:val="24"/>
         </w:rPr>
       </w:pPr>
-      <w:bookmarkStart w:id="0" w:name="_GoBack"/>
-      <w:bookmarkEnd w:id="0"/>
     </w:p>
     <w:p>
       <w:pPr>
@@ -5773,7 +5775,7 @@
     <w:lsdException w:uiPriority="99" w:name="Normal Indent"/>
     <w:lsdException w:uiPriority="99" w:name="footnote text"/>
     <w:lsdException w:uiPriority="99" w:name="annotation text"/>
-    <w:lsdException w:uiPriority="99" w:name="header"/>
+    <w:lsdException w:qFormat="1" w:uiPriority="99" w:name="header"/>
     <w:lsdException w:uiPriority="99" w:name="footer"/>
     <w:lsdException w:uiPriority="99" w:name="index heading"/>
     <w:lsdException w:qFormat="1" w:uiPriority="35" w:name="caption"/>
@@ -6132,6 +6134,7 @@
     <w:basedOn w:val="1"/>
     <w:semiHidden/>
     <w:unhideWhenUsed/>
+    <w:qFormat/>
     <w:uiPriority w:val="99"/>
     <w:pPr>
       <w:pBdr>
